--- a/atlwm/ii. otherworldly explorations.docx
+++ b/atlwm/ii. otherworldly explorations.docx
@@ -124,7 +124,7 @@
           <wp:inline distT="0" distB="0" distL="0" distR="0" wp14:anchorId="21C05D8E" wp14:editId="6BD1CE2D">
             <wp:extent cx="5486400" cy="7327900"/>
             <wp:effectExtent l="0" t="0" r="0" b="12700"/>
-            <wp:docPr id="1" name="Picture 1" descr="Macintosh HD:Users:mpfaff:Desktop:atlwm scans:ej0.jpeg"/>
+            <wp:docPr id="1" name="Picture 1" descr="Macintosh HD:Users:xxxx:Desktop:atlwm scans:ej0.jpeg"/>
             <wp:cNvGraphicFramePr>
               <a:graphicFrameLocks xmlns:a="http://schemas.openxmlformats.org/drawingml/2006/main" noChangeAspect="1"/>
             </wp:cNvGraphicFramePr>
@@ -132,7 +132,7 @@
               <a:graphicData uri="http://schemas.openxmlformats.org/drawingml/2006/picture">
                 <pic:pic xmlns:pic="http://schemas.openxmlformats.org/drawingml/2006/picture">
                   <pic:nvPicPr>
-                    <pic:cNvPr id="0" name="Picture 1" descr="Macintosh HD:Users:mpfaff:Desktop:atlwm scans:ej0.jpeg"/>
+                    <pic:cNvPr id="0" name="Picture 1" descr="Macintosh HD:Users:xxxx:Desktop:atlwm scans:ej0.jpeg"/>
                     <pic:cNvPicPr>
                       <a:picLocks noChangeAspect="1" noChangeArrowheads="1"/>
                     </pic:cNvPicPr>
@@ -201,7 +201,7 @@
           <wp:inline distT="0" distB="0" distL="0" distR="0" wp14:anchorId="6ADF7A06" wp14:editId="1A5924C1">
             <wp:extent cx="5486400" cy="7327900"/>
             <wp:effectExtent l="0" t="0" r="0" b="12700"/>
-            <wp:docPr id="2" name="Picture 2" descr="Macintosh HD:Users:mpfaff:Desktop:atlwm scans:explorations journal 1.jpeg"/>
+            <wp:docPr id="2" name="Picture 2" descr="Macintosh HD:Users:xxxx:Desktop:atlwm scans:explorations journal 1.jpeg"/>
             <wp:cNvGraphicFramePr>
               <a:graphicFrameLocks xmlns:a="http://schemas.openxmlformats.org/drawingml/2006/main" noChangeAspect="1"/>
             </wp:cNvGraphicFramePr>
@@ -209,7 +209,7 @@
               <a:graphicData uri="http://schemas.openxmlformats.org/drawingml/2006/picture">
                 <pic:pic xmlns:pic="http://schemas.openxmlformats.org/drawingml/2006/picture">
                   <pic:nvPicPr>
-                    <pic:cNvPr id="0" name="Picture 2" descr="Macintosh HD:Users:mpfaff:Desktop:atlwm scans:explorations journal 1.jpeg"/>
+                    <pic:cNvPr id="0" name="Picture 2" descr="Macintosh HD:Users:xxxx:Desktop:atlwm scans:explorations journal 1.jpeg"/>
                     <pic:cNvPicPr>
                       <a:picLocks noChangeAspect="1" noChangeArrowheads="1"/>
                     </pic:cNvPicPr>
@@ -301,7 +301,7 @@
           <wp:inline distT="0" distB="0" distL="0" distR="0" wp14:anchorId="68E3BB3B" wp14:editId="0392AC57">
             <wp:extent cx="5486400" cy="7200900"/>
             <wp:effectExtent l="0" t="0" r="0" b="12700"/>
-            <wp:docPr id="3" name="Picture 3" descr="Macintosh HD:Users:mpfaff:Desktop:atlwm scans:ej2.jpeg"/>
+            <wp:docPr id="3" name="Picture 3" descr="Macintosh HD:Users:xxxx:Desktop:atlwm scans:ej2.jpeg"/>
             <wp:cNvGraphicFramePr>
               <a:graphicFrameLocks xmlns:a="http://schemas.openxmlformats.org/drawingml/2006/main" noChangeAspect="1"/>
             </wp:cNvGraphicFramePr>
@@ -309,7 +309,7 @@
               <a:graphicData uri="http://schemas.openxmlformats.org/drawingml/2006/picture">
                 <pic:pic xmlns:pic="http://schemas.openxmlformats.org/drawingml/2006/picture">
                   <pic:nvPicPr>
-                    <pic:cNvPr id="0" name="Picture 3" descr="Macintosh HD:Users:mpfaff:Desktop:atlwm scans:ej2.jpeg"/>
+                    <pic:cNvPr id="0" name="Picture 3" descr="Macintosh HD:Users:xxxx:Desktop:atlwm scans:ej2.jpeg"/>
                     <pic:cNvPicPr>
                       <a:picLocks noChangeAspect="1" noChangeArrowheads="1"/>
                     </pic:cNvPicPr>
@@ -369,7 +369,7 @@
           <wp:inline distT="0" distB="0" distL="0" distR="0" wp14:anchorId="2CEA3A48" wp14:editId="30CAAA3C">
             <wp:extent cx="5486400" cy="7327900"/>
             <wp:effectExtent l="0" t="0" r="0" b="12700"/>
-            <wp:docPr id="4" name="Picture 4" descr="Macintosh HD:Users:mpfaff:Desktop:atlwm scans:ej3.jpeg"/>
+            <wp:docPr id="4" name="Picture 4" descr="Macintosh HD:Users:xxxx:Desktop:atlwm scans:ej3.jpeg"/>
             <wp:cNvGraphicFramePr>
               <a:graphicFrameLocks xmlns:a="http://schemas.openxmlformats.org/drawingml/2006/main" noChangeAspect="1"/>
             </wp:cNvGraphicFramePr>
@@ -377,7 +377,7 @@
               <a:graphicData uri="http://schemas.openxmlformats.org/drawingml/2006/picture">
                 <pic:pic xmlns:pic="http://schemas.openxmlformats.org/drawingml/2006/picture">
                   <pic:nvPicPr>
-                    <pic:cNvPr id="0" name="Picture 4" descr="Macintosh HD:Users:mpfaff:Desktop:atlwm scans:ej3.jpeg"/>
+                    <pic:cNvPr id="0" name="Picture 4" descr="Macintosh HD:Users:xxxx:Desktop:atlwm scans:ej3.jpeg"/>
                     <pic:cNvPicPr>
                       <a:picLocks noChangeAspect="1" noChangeArrowheads="1"/>
                     </pic:cNvPicPr>
@@ -450,7 +450,7 @@
           <wp:inline distT="0" distB="0" distL="0" distR="0" wp14:anchorId="69F17D9C" wp14:editId="706CC440">
             <wp:extent cx="5486400" cy="7086600"/>
             <wp:effectExtent l="0" t="0" r="0" b="0"/>
-            <wp:docPr id="5" name="Picture 5" descr="Macintosh HD:Users:mpfaff:Desktop:atlwm scans:ej3 2.jpeg"/>
+            <wp:docPr id="5" name="Picture 5" descr="Macintosh HD:Users:xxxx:Desktop:atlwm scans:ej3 2.jpeg"/>
             <wp:cNvGraphicFramePr>
               <a:graphicFrameLocks xmlns:a="http://schemas.openxmlformats.org/drawingml/2006/main" noChangeAspect="1"/>
             </wp:cNvGraphicFramePr>
@@ -458,7 +458,7 @@
               <a:graphicData uri="http://schemas.openxmlformats.org/drawingml/2006/picture">
                 <pic:pic xmlns:pic="http://schemas.openxmlformats.org/drawingml/2006/picture">
                   <pic:nvPicPr>
-                    <pic:cNvPr id="0" name="Picture 5" descr="Macintosh HD:Users:mpfaff:Desktop:atlwm scans:ej3 2.jpeg"/>
+                    <pic:cNvPr id="0" name="Picture 5" descr="Macintosh HD:Users:xxxx:Desktop:atlwm scans:ej3 2.jpeg"/>
                     <pic:cNvPicPr>
                       <a:picLocks noChangeAspect="1" noChangeArrowheads="1"/>
                     </pic:cNvPicPr>
@@ -549,7 +549,7 @@
           <wp:inline distT="0" distB="0" distL="0" distR="0" wp14:anchorId="17B1D1C0" wp14:editId="1BC86807">
             <wp:extent cx="5486400" cy="7327900"/>
             <wp:effectExtent l="0" t="0" r="0" b="12700"/>
-            <wp:docPr id="6" name="Picture 6" descr="Macintosh HD:Users:mpfaff:Desktop:atlwm scans:ej3 1.jpeg"/>
+            <wp:docPr id="6" name="Picture 6" descr="Macintosh HD:Users:xxxx:Desktop:atlwm scans:ej3 1.jpeg"/>
             <wp:cNvGraphicFramePr>
               <a:graphicFrameLocks xmlns:a="http://schemas.openxmlformats.org/drawingml/2006/main" noChangeAspect="1"/>
             </wp:cNvGraphicFramePr>
@@ -557,7 +557,7 @@
               <a:graphicData uri="http://schemas.openxmlformats.org/drawingml/2006/picture">
                 <pic:pic xmlns:pic="http://schemas.openxmlformats.org/drawingml/2006/picture">
                   <pic:nvPicPr>
-                    <pic:cNvPr id="0" name="Picture 6" descr="Macintosh HD:Users:mpfaff:Desktop:atlwm scans:ej3 1.jpeg"/>
+                    <pic:cNvPr id="0" name="Picture 6" descr="Macintosh HD:Users:xxxx:Desktop:atlwm scans:ej3 1.jpeg"/>
                     <pic:cNvPicPr>
                       <a:picLocks noChangeAspect="1" noChangeArrowheads="1"/>
                     </pic:cNvPicPr>
@@ -611,7 +611,7 @@
           <wp:inline distT="0" distB="0" distL="0" distR="0" wp14:anchorId="724B8DA3" wp14:editId="57858FCA">
             <wp:extent cx="5486400" cy="7327900"/>
             <wp:effectExtent l="0" t="0" r="0" b="12700"/>
-            <wp:docPr id="7" name="Picture 7" descr="Macintosh HD:Users:mpfaff:Desktop:atlwm scans:ej3 3.jpeg"/>
+            <wp:docPr id="7" name="Picture 7" descr="Macintosh HD:Users:xxxx:Desktop:atlwm scans:ej3 3.jpeg"/>
             <wp:cNvGraphicFramePr>
               <a:graphicFrameLocks xmlns:a="http://schemas.openxmlformats.org/drawingml/2006/main" noChangeAspect="1"/>
             </wp:cNvGraphicFramePr>
@@ -619,7 +619,7 @@
               <a:graphicData uri="http://schemas.openxmlformats.org/drawingml/2006/picture">
                 <pic:pic xmlns:pic="http://schemas.openxmlformats.org/drawingml/2006/picture">
                   <pic:nvPicPr>
-                    <pic:cNvPr id="0" name="Picture 7" descr="Macintosh HD:Users:mpfaff:Desktop:atlwm scans:ej3 3.jpeg"/>
+                    <pic:cNvPr id="0" name="Picture 7" descr="Macintosh HD:Users:xxxx:Desktop:atlwm scans:ej3 3.jpeg"/>
                     <pic:cNvPicPr>
                       <a:picLocks noChangeAspect="1" noChangeArrowheads="1"/>
                     </pic:cNvPicPr>
@@ -697,7 +697,7 @@
           <wp:inline distT="0" distB="0" distL="0" distR="0" wp14:anchorId="39EA0FAD" wp14:editId="63682AC6">
             <wp:extent cx="5486400" cy="6515100"/>
             <wp:effectExtent l="0" t="0" r="0" b="12700"/>
-            <wp:docPr id="8" name="Picture 8" descr="Macintosh HD:Users:mpfaff:Desktop:atlwm scans:ej3 4.jpeg"/>
+            <wp:docPr id="8" name="Picture 8" descr="Macintosh HD:Users:xxxx:Desktop:atlwm scans:ej3 4.jpeg"/>
             <wp:cNvGraphicFramePr>
               <a:graphicFrameLocks xmlns:a="http://schemas.openxmlformats.org/drawingml/2006/main" noChangeAspect="1"/>
             </wp:cNvGraphicFramePr>
@@ -705,7 +705,7 @@
               <a:graphicData uri="http://schemas.openxmlformats.org/drawingml/2006/picture">
                 <pic:pic xmlns:pic="http://schemas.openxmlformats.org/drawingml/2006/picture">
                   <pic:nvPicPr>
-                    <pic:cNvPr id="0" name="Picture 8" descr="Macintosh HD:Users:mpfaff:Desktop:atlwm scans:ej3 4.jpeg"/>
+                    <pic:cNvPr id="0" name="Picture 8" descr="Macintosh HD:Users:xxxx:Desktop:atlwm scans:ej3 4.jpeg"/>
                     <pic:cNvPicPr>
                       <a:picLocks noChangeAspect="1" noChangeArrowheads="1"/>
                     </pic:cNvPicPr>
@@ -773,7 +773,7 @@
           <wp:inline distT="0" distB="0" distL="0" distR="0" wp14:anchorId="2E3DE059" wp14:editId="16D477D2">
             <wp:extent cx="5486400" cy="7200900"/>
             <wp:effectExtent l="0" t="0" r="0" b="12700"/>
-            <wp:docPr id="9" name="Picture 9" descr="Macintosh HD:Users:mpfaff:Desktop:atlwm scans:ej3 5.jpeg"/>
+            <wp:docPr id="9" name="Picture 9" descr="Macintosh HD:Users:xxxx:Desktop:atlwm scans:ej3 5.jpeg"/>
             <wp:cNvGraphicFramePr>
               <a:graphicFrameLocks xmlns:a="http://schemas.openxmlformats.org/drawingml/2006/main" noChangeAspect="1"/>
             </wp:cNvGraphicFramePr>
@@ -781,7 +781,7 @@
               <a:graphicData uri="http://schemas.openxmlformats.org/drawingml/2006/picture">
                 <pic:pic xmlns:pic="http://schemas.openxmlformats.org/drawingml/2006/picture">
                   <pic:nvPicPr>
-                    <pic:cNvPr id="0" name="Picture 9" descr="Macintosh HD:Users:mpfaff:Desktop:atlwm scans:ej3 5.jpeg"/>
+                    <pic:cNvPr id="0" name="Picture 9" descr="Macintosh HD:Users:xxxx:Desktop:atlwm scans:ej3 5.jpeg"/>
                     <pic:cNvPicPr>
                       <a:picLocks noChangeAspect="1" noChangeArrowheads="1"/>
                     </pic:cNvPicPr>
@@ -871,7 +871,7 @@
           <wp:inline distT="0" distB="0" distL="0" distR="0" wp14:anchorId="700583AF" wp14:editId="1E99CCF5">
             <wp:extent cx="5486400" cy="7086600"/>
             <wp:effectExtent l="0" t="0" r="0" b="0"/>
-            <wp:docPr id="10" name="Picture 10" descr="Macintosh HD:Users:mpfaff:Desktop:atlwm scans:ej3 6.jpeg"/>
+            <wp:docPr id="10" name="Picture 10" descr="Macintosh HD:Users:xxxx:Desktop:atlwm scans:ej3 6.jpeg"/>
             <wp:cNvGraphicFramePr>
               <a:graphicFrameLocks xmlns:a="http://schemas.openxmlformats.org/drawingml/2006/main" noChangeAspect="1"/>
             </wp:cNvGraphicFramePr>
@@ -879,7 +879,7 @@
               <a:graphicData uri="http://schemas.openxmlformats.org/drawingml/2006/picture">
                 <pic:pic xmlns:pic="http://schemas.openxmlformats.org/drawingml/2006/picture">
                   <pic:nvPicPr>
-                    <pic:cNvPr id="0" name="Picture 10" descr="Macintosh HD:Users:mpfaff:Desktop:atlwm scans:ej3 6.jpeg"/>
+                    <pic:cNvPr id="0" name="Picture 10" descr="Macintosh HD:Users:xxxx:Desktop:atlwm scans:ej3 6.jpeg"/>
                     <pic:cNvPicPr>
                       <a:picLocks noChangeAspect="1" noChangeArrowheads="1"/>
                     </pic:cNvPicPr>
@@ -936,7 +936,7 @@
           <wp:inline distT="0" distB="0" distL="0" distR="0" wp14:anchorId="0D589A90" wp14:editId="1B2E4BB3">
             <wp:extent cx="5486400" cy="6515100"/>
             <wp:effectExtent l="0" t="0" r="0" b="12700"/>
-            <wp:docPr id="11" name="Picture 11" descr="Macintosh HD:Users:mpfaff:Desktop:atlwm scans:ej3 8.jpeg"/>
+            <wp:docPr id="11" name="Picture 11" descr="Macintosh HD:Users:xxxx:Desktop:atlwm scans:ej3 8.jpeg"/>
             <wp:cNvGraphicFramePr>
               <a:graphicFrameLocks xmlns:a="http://schemas.openxmlformats.org/drawingml/2006/main" noChangeAspect="1"/>
             </wp:cNvGraphicFramePr>
@@ -944,7 +944,7 @@
               <a:graphicData uri="http://schemas.openxmlformats.org/drawingml/2006/picture">
                 <pic:pic xmlns:pic="http://schemas.openxmlformats.org/drawingml/2006/picture">
                   <pic:nvPicPr>
-                    <pic:cNvPr id="0" name="Picture 11" descr="Macintosh HD:Users:mpfaff:Desktop:atlwm scans:ej3 8.jpeg"/>
+                    <pic:cNvPr id="0" name="Picture 11" descr="Macintosh HD:Users:xxxx:Desktop:atlwm scans:ej3 8.jpeg"/>
                     <pic:cNvPicPr>
                       <a:picLocks noChangeAspect="1" noChangeArrowheads="1"/>
                     </pic:cNvPicPr>
@@ -1035,7 +1035,7 @@
           <wp:inline distT="0" distB="0" distL="0" distR="0" wp14:anchorId="5A1ACD25" wp14:editId="513CEA58">
             <wp:extent cx="5486400" cy="6400800"/>
             <wp:effectExtent l="0" t="0" r="0" b="0"/>
-            <wp:docPr id="12" name="Picture 12" descr="Macintosh HD:Users:mpfaff:Desktop:atlwm scans:ej3 7.jpeg"/>
+            <wp:docPr id="12" name="Picture 12" descr="Macintosh HD:Users:xxxx:Desktop:atlwm scans:ej3 7.jpeg"/>
             <wp:cNvGraphicFramePr>
               <a:graphicFrameLocks xmlns:a="http://schemas.openxmlformats.org/drawingml/2006/main" noChangeAspect="1"/>
             </wp:cNvGraphicFramePr>
@@ -1043,7 +1043,7 @@
               <a:graphicData uri="http://schemas.openxmlformats.org/drawingml/2006/picture">
                 <pic:pic xmlns:pic="http://schemas.openxmlformats.org/drawingml/2006/picture">
                   <pic:nvPicPr>
-                    <pic:cNvPr id="0" name="Picture 12" descr="Macintosh HD:Users:mpfaff:Desktop:atlwm scans:ej3 7.jpeg"/>
+                    <pic:cNvPr id="0" name="Picture 12" descr="Macintosh HD:Users:xxxx:Desktop:atlwm scans:ej3 7.jpeg"/>
                     <pic:cNvPicPr>
                       <a:picLocks noChangeAspect="1" noChangeArrowheads="1"/>
                     </pic:cNvPicPr>
@@ -1108,7 +1108,7 @@
           <wp:inline distT="0" distB="0" distL="0" distR="0" wp14:anchorId="28F70D02" wp14:editId="28BAD3CE">
             <wp:extent cx="5486400" cy="6286500"/>
             <wp:effectExtent l="0" t="0" r="0" b="12700"/>
-            <wp:docPr id="13" name="Picture 13" descr="Macintosh HD:Users:mpfaff:Desktop:atlwm scans:ej3 10.jpeg"/>
+            <wp:docPr id="13" name="Picture 13" descr="Macintosh HD:Users:xxxx:Desktop:atlwm scans:ej3 10.jpeg"/>
             <wp:cNvGraphicFramePr>
               <a:graphicFrameLocks xmlns:a="http://schemas.openxmlformats.org/drawingml/2006/main" noChangeAspect="1"/>
             </wp:cNvGraphicFramePr>
@@ -1116,7 +1116,7 @@
               <a:graphicData uri="http://schemas.openxmlformats.org/drawingml/2006/picture">
                 <pic:pic xmlns:pic="http://schemas.openxmlformats.org/drawingml/2006/picture">
                   <pic:nvPicPr>
-                    <pic:cNvPr id="0" name="Picture 13" descr="Macintosh HD:Users:mpfaff:Desktop:atlwm scans:ej3 10.jpeg"/>
+                    <pic:cNvPr id="0" name="Picture 13" descr="Macintosh HD:Users:xxxx:Desktop:atlwm scans:ej3 10.jpeg"/>
                     <pic:cNvPicPr>
                       <a:picLocks noChangeAspect="1" noChangeArrowheads="1"/>
                     </pic:cNvPicPr>
@@ -1174,7 +1174,7 @@
           <wp:inline distT="0" distB="0" distL="0" distR="0" wp14:anchorId="225C43A7" wp14:editId="489C31E3">
             <wp:extent cx="5486400" cy="6337300"/>
             <wp:effectExtent l="0" t="0" r="0" b="12700"/>
-            <wp:docPr id="14" name="Picture 14" descr="Macintosh HD:Users:mpfaff:Desktop:atlwm scans:ej3 9.jpeg"/>
+            <wp:docPr id="14" name="Picture 14" descr="Macintosh HD:Users:xxxx:Desktop:atlwm scans:ej3 9.jpeg"/>
             <wp:cNvGraphicFramePr>
               <a:graphicFrameLocks xmlns:a="http://schemas.openxmlformats.org/drawingml/2006/main" noChangeAspect="1"/>
             </wp:cNvGraphicFramePr>
@@ -1182,7 +1182,7 @@
               <a:graphicData uri="http://schemas.openxmlformats.org/drawingml/2006/picture">
                 <pic:pic xmlns:pic="http://schemas.openxmlformats.org/drawingml/2006/picture">
                   <pic:nvPicPr>
-                    <pic:cNvPr id="0" name="Picture 14" descr="Macintosh HD:Users:mpfaff:Desktop:atlwm scans:ej3 9.jpeg"/>
+                    <pic:cNvPr id="0" name="Picture 14" descr="Macintosh HD:Users:xxxx:Desktop:atlwm scans:ej3 9.jpeg"/>
                     <pic:cNvPicPr>
                       <a:picLocks noChangeAspect="1" noChangeArrowheads="1"/>
                     </pic:cNvPicPr>
@@ -1242,6 +1242,12 @@
       </w:r>
     </w:p>
     <w:sectPr>
+      <w:headerReference w:type="default" r:id="rId22"/>
+      <w:headerReference w:type="first" r:id="rId23"/>
+      <w:headerReference w:type="even" r:id="rId24"/>
+      <w:footerReference w:type="default" r:id="rId25"/>
+      <w:footerReference w:type="first" r:id="rId26"/>
+      <w:footerReference w:type="even" r:id="rId27"/>
       <w:pgSz w:w="12240" w:h="15840"/>
       <w:pgMar w:top="1440" w:right="1800" w:bottom="1440" w:left="1800" w:header="720" w:footer="720" w:gutter="0"/>
       <w:cols w:space="720"/>
@@ -1249,6 +1255,66 @@
     </w:sectPr>
   </w:body>
 </w:document>
+</file>
+
+<file path=word/footer1.xml><?xml version="1.0" encoding="utf-8"?>
+<w:ftr xmlns:m="http://schemas.openxmlformats.org/officeDocument/2006/math" xmlns:mc="http://schemas.openxmlformats.org/markup-compatibility/2006" xmlns:mo="http://schemas.microsoft.com/office/mac/office/2008/main" xmlns:mv="urn:schemas-microsoft-com:mac:vml" xmlns:o="urn:schemas-microsoft-com:office:office" xmlns:r="http://schemas.openxmlformats.org/officeDocument/2006/relationships" xmlns:v="urn:schemas-microsoft-com:vml" xmlns:w10="urn:schemas-microsoft-com:office:word" xmlns:w14="http://schemas.microsoft.com/office/word/2010/wordml" xmlns:w="http://schemas.openxmlformats.org/wordprocessingml/2006/main" xmlns:wne="http://schemas.microsoft.com/office/word/2006/wordml" xmlns:wp14="http://schemas.microsoft.com/office/word/2010/wordprocessingDrawing" xmlns:wp="http://schemas.openxmlformats.org/drawingml/2006/wordprocessingDrawing" xmlns:wpc="http://schemas.microsoft.com/office/word/2010/wordprocessingCanvas" xmlns:wpg="http://schemas.microsoft.com/office/word/2010/wordprocessingGroup" xmlns:wpi="http://schemas.microsoft.com/office/word/2010/wordprocessingInk" xmlns:wps="http://schemas.microsoft.com/office/word/2010/wordprocessingShape" mc:Ignorable="w14 wp14">
+  <w:p>
+    <w:pPr>
+      <w:pStyle w:val="Footer"/>
+    </w:pPr>
+  </w:p>
+</w:ftr>
+</file>
+
+<file path=word/footer2.xml><?xml version="1.0" encoding="utf-8"?>
+<w:ftr xmlns:m="http://schemas.openxmlformats.org/officeDocument/2006/math" xmlns:mc="http://schemas.openxmlformats.org/markup-compatibility/2006" xmlns:mo="http://schemas.microsoft.com/office/mac/office/2008/main" xmlns:mv="urn:schemas-microsoft-com:mac:vml" xmlns:o="urn:schemas-microsoft-com:office:office" xmlns:r="http://schemas.openxmlformats.org/officeDocument/2006/relationships" xmlns:v="urn:schemas-microsoft-com:vml" xmlns:w10="urn:schemas-microsoft-com:office:word" xmlns:w14="http://schemas.microsoft.com/office/word/2010/wordml" xmlns:w="http://schemas.openxmlformats.org/wordprocessingml/2006/main" xmlns:wne="http://schemas.microsoft.com/office/word/2006/wordml" xmlns:wp14="http://schemas.microsoft.com/office/word/2010/wordprocessingDrawing" xmlns:wp="http://schemas.openxmlformats.org/drawingml/2006/wordprocessingDrawing" xmlns:wpc="http://schemas.microsoft.com/office/word/2010/wordprocessingCanvas" xmlns:wpg="http://schemas.microsoft.com/office/word/2010/wordprocessingGroup" xmlns:wpi="http://schemas.microsoft.com/office/word/2010/wordprocessingInk" xmlns:wps="http://schemas.microsoft.com/office/word/2010/wordprocessingShape" mc:Ignorable="w14 wp14">
+  <w:p>
+    <w:pPr>
+      <w:pStyle w:val="Footer"/>
+    </w:pPr>
+  </w:p>
+</w:ftr>
+</file>
+
+<file path=word/footer3.xml><?xml version="1.0" encoding="utf-8"?>
+<w:ftr xmlns:m="http://schemas.openxmlformats.org/officeDocument/2006/math" xmlns:mc="http://schemas.openxmlformats.org/markup-compatibility/2006" xmlns:mo="http://schemas.microsoft.com/office/mac/office/2008/main" xmlns:mv="urn:schemas-microsoft-com:mac:vml" xmlns:o="urn:schemas-microsoft-com:office:office" xmlns:r="http://schemas.openxmlformats.org/officeDocument/2006/relationships" xmlns:v="urn:schemas-microsoft-com:vml" xmlns:w10="urn:schemas-microsoft-com:office:word" xmlns:w14="http://schemas.microsoft.com/office/word/2010/wordml" xmlns:w="http://schemas.openxmlformats.org/wordprocessingml/2006/main" xmlns:wne="http://schemas.microsoft.com/office/word/2006/wordml" xmlns:wp14="http://schemas.microsoft.com/office/word/2010/wordprocessingDrawing" xmlns:wp="http://schemas.openxmlformats.org/drawingml/2006/wordprocessingDrawing" xmlns:wpc="http://schemas.microsoft.com/office/word/2010/wordprocessingCanvas" xmlns:wpg="http://schemas.microsoft.com/office/word/2010/wordprocessingGroup" xmlns:wpi="http://schemas.microsoft.com/office/word/2010/wordprocessingInk" xmlns:wps="http://schemas.microsoft.com/office/word/2010/wordprocessingShape" mc:Ignorable="w14 wp14">
+  <w:p>
+    <w:pPr>
+      <w:pStyle w:val="Footer"/>
+    </w:pPr>
+  </w:p>
+</w:ftr>
+</file>
+
+<file path=word/header1.xml><?xml version="1.0" encoding="utf-8"?>
+<w:hdr xmlns:m="http://schemas.openxmlformats.org/officeDocument/2006/math" xmlns:mc="http://schemas.openxmlformats.org/markup-compatibility/2006" xmlns:mo="http://schemas.microsoft.com/office/mac/office/2008/main" xmlns:mv="urn:schemas-microsoft-com:mac:vml" xmlns:o="urn:schemas-microsoft-com:office:office" xmlns:r="http://schemas.openxmlformats.org/officeDocument/2006/relationships" xmlns:v="urn:schemas-microsoft-com:vml" xmlns:w10="urn:schemas-microsoft-com:office:word" xmlns:w14="http://schemas.microsoft.com/office/word/2010/wordml" xmlns:w="http://schemas.openxmlformats.org/wordprocessingml/2006/main" xmlns:wne="http://schemas.microsoft.com/office/word/2006/wordml" xmlns:wp14="http://schemas.microsoft.com/office/word/2010/wordprocessingDrawing" xmlns:wp="http://schemas.openxmlformats.org/drawingml/2006/wordprocessingDrawing" xmlns:wpc="http://schemas.microsoft.com/office/word/2010/wordprocessingCanvas" xmlns:wpg="http://schemas.microsoft.com/office/word/2010/wordprocessingGroup" xmlns:wpi="http://schemas.microsoft.com/office/word/2010/wordprocessingInk" xmlns:wps="http://schemas.microsoft.com/office/word/2010/wordprocessingShape" mc:Ignorable="w14 wp14">
+  <w:p>
+    <w:pPr>
+      <w:pStyle w:val="Header"/>
+    </w:pPr>
+  </w:p>
+</w:hdr>
+</file>
+
+<file path=word/header2.xml><?xml version="1.0" encoding="utf-8"?>
+<w:hdr xmlns:m="http://schemas.openxmlformats.org/officeDocument/2006/math" xmlns:mc="http://schemas.openxmlformats.org/markup-compatibility/2006" xmlns:mo="http://schemas.microsoft.com/office/mac/office/2008/main" xmlns:mv="urn:schemas-microsoft-com:mac:vml" xmlns:o="urn:schemas-microsoft-com:office:office" xmlns:r="http://schemas.openxmlformats.org/officeDocument/2006/relationships" xmlns:v="urn:schemas-microsoft-com:vml" xmlns:w10="urn:schemas-microsoft-com:office:word" xmlns:w14="http://schemas.microsoft.com/office/word/2010/wordml" xmlns:w="http://schemas.openxmlformats.org/wordprocessingml/2006/main" xmlns:wne="http://schemas.microsoft.com/office/word/2006/wordml" xmlns:wp14="http://schemas.microsoft.com/office/word/2010/wordprocessingDrawing" xmlns:wp="http://schemas.openxmlformats.org/drawingml/2006/wordprocessingDrawing" xmlns:wpc="http://schemas.microsoft.com/office/word/2010/wordprocessingCanvas" xmlns:wpg="http://schemas.microsoft.com/office/word/2010/wordprocessingGroup" xmlns:wpi="http://schemas.microsoft.com/office/word/2010/wordprocessingInk" xmlns:wps="http://schemas.microsoft.com/office/word/2010/wordprocessingShape" mc:Ignorable="w14 wp14">
+  <w:p>
+    <w:pPr>
+      <w:pStyle w:val="Header"/>
+    </w:pPr>
+  </w:p>
+</w:hdr>
+</file>
+
+<file path=word/header3.xml><?xml version="1.0" encoding="utf-8"?>
+<w:hdr xmlns:m="http://schemas.openxmlformats.org/officeDocument/2006/math" xmlns:mc="http://schemas.openxmlformats.org/markup-compatibility/2006" xmlns:mo="http://schemas.microsoft.com/office/mac/office/2008/main" xmlns:mv="urn:schemas-microsoft-com:mac:vml" xmlns:o="urn:schemas-microsoft-com:office:office" xmlns:r="http://schemas.openxmlformats.org/officeDocument/2006/relationships" xmlns:v="urn:schemas-microsoft-com:vml" xmlns:w10="urn:schemas-microsoft-com:office:word" xmlns:w14="http://schemas.microsoft.com/office/word/2010/wordml" xmlns:w="http://schemas.openxmlformats.org/wordprocessingml/2006/main" xmlns:wne="http://schemas.microsoft.com/office/word/2006/wordml" xmlns:wp14="http://schemas.microsoft.com/office/word/2010/wordprocessingDrawing" xmlns:wp="http://schemas.openxmlformats.org/drawingml/2006/wordprocessingDrawing" xmlns:wpc="http://schemas.microsoft.com/office/word/2010/wordprocessingCanvas" xmlns:wpg="http://schemas.microsoft.com/office/word/2010/wordprocessingGroup" xmlns:wpi="http://schemas.microsoft.com/office/word/2010/wordprocessingInk" xmlns:wps="http://schemas.microsoft.com/office/word/2010/wordprocessingShape" mc:Ignorable="w14 wp14">
+  <w:p>
+    <w:pPr>
+      <w:pStyle w:val="Header"/>
+    </w:pPr>
+  </w:p>
+</w:hdr>
 </file>
 
 <file path=word/styles.xml><?xml version="1.0" encoding="utf-8"?>
